--- a/Pillar4-Checking-for-Understanding-booklet.docx
+++ b/Pillar4-Checking-for-Understanding-booklet.docx
@@ -197,7 +197,7 @@
                 <w:sz w:val="26"/>
                 <w:szCs w:val="26"/>
               </w:rPr>
-              <w:t xml:space="preserve">“The teacher who checks every pupil, not the confident few, teaches the whole room.”</w:t>
+              <w:t xml:space="preserve">“A teacher who checks every pupil, rather than only the confident few, teaches the whole class.”</w:t>
             </w:r>
           </w:p>
           <w:p>
@@ -279,7 +279,7 @@
           <w:bCs/>
           <w:color w:val="1A1F1D"/>
         </w:rPr>
-        <w:t xml:space="preserve">subject team</w:t>
+        <w:t xml:space="preserve">class team</w:t>
       </w:r>
       <w:r>
         <w:rPr>
@@ -354,7 +354,7 @@
           <w:sz w:val="24"/>
           <w:szCs w:val="24"/>
         </w:rPr>
-        <w:t xml:space="preserve">Reading — teaching is responsive, or it is guessing</w:t>
+        <w:t xml:space="preserve">Reading — knowing what pupils understand</w:t>
       </w:r>
     </w:p>
     <w:p>
@@ -560,14 +560,14 @@
                 <w:bCs/>
                 <w:color w:val="1A1F1D"/>
               </w:rPr>
-              <w:t xml:space="preserve">As a subject team. </w:t>
+              <w:t xml:space="preserve">As a class team. </w:t>
             </w:r>
             <w:r>
               <w:rPr>
                 <w:rFonts w:ascii="Century Gothic" w:cs="Century Gothic" w:eastAsia="Century Gothic" w:hAnsi="Century Gothic"/>
                 <w:color w:val="1A1F1D"/>
               </w:rPr>
-              <w:t xml:space="preserve">Adapt each method to your subject and agree what ‘water‑tight’ looks like for you.</w:t>
+              <w:t xml:space="preserve">Adapt each method to your class and agree what ‘water‑tight’ looks like for you.</w:t>
             </w:r>
           </w:p>
         </w:tc>
@@ -683,7 +683,7 @@
           <w:sz w:val="30"/>
           <w:szCs w:val="30"/>
         </w:rPr>
-        <w:t xml:space="preserve">Reading: teaching is responsive, or it is guessing</w:t>
+        <w:t xml:space="preserve">Reading: knowing what pupils understand</w:t>
       </w:r>
     </w:p>
     <w:p>
@@ -2302,7 +2302,7 @@
           <w:rFonts w:ascii="Century Gothic" w:cs="Century Gothic" w:eastAsia="Century Gothic" w:hAnsi="Century Gothic"/>
           <w:color w:val="1A1F1D"/>
         </w:rPr>
-        <w:t xml:space="preserve">Teaching is responsive, or it is guessing. Gather the evidence from every pupil, and act on it while there is still time.</w:t>
+        <w:t xml:space="preserve">Without evidence of what pupils understand, teaching becomes guesswork. Gather it from every pupil, and act on it while there is still time.</w:t>
       </w:r>
     </w:p>
     <w:sectPr>
